--- a/api/src/main/resources/plantillas/plantilla_constancia_interna_remision.docx
+++ b/api/src/main/resources/plantillas/plantilla_constancia_interna_remision.docx
@@ -274,7 +274,7 @@
                 <w:bCs w:val="1"/>
                 <w:rtl w:val="0"/>
               </w:rPr>
-              <w:t xml:space="preserve">Área que recibe: {{AREA_QUE_RECIBE}</w:t>
+              <w:t xml:space="preserve">Área que recibe: {{AREA_QUE_RECIBE}}</w:t>
             </w:r>
           </w:p>
         </w:tc>
